--- a/docs/Vision文档.docx
+++ b/docs/Vision文档.docx
@@ -584,34 +584,33 @@
         </w:rPr>
       </w:pPr>
       <w:r>
+        <w:t>本文档定义 Ueat（University Eat Together）的高层次产品愿景、系统范围、目标用户、核心问题、主要特性与约束。Ueat 是一个面向高校学生的软件工程课程项目，其核心目标不仅是降低大学生首次线下约饭交流的门槛，更是以“共同吃饭”这一日常低压力场景为入口，帮助学生从线上认识走向真实线下互动，拓展校园交流机会，并为后续基于反馈、评价或社区治理的扩展保留空间。</w:t>
+      </w:r>
+    </w:p>
+    <w:p>
+      <w:pPr>
+        <w:pStyle w:val="3"/>
+      </w:pPr>
+      <w:r>
+        <w:rPr>
+          <w:rFonts w:ascii="Times New Roman" w:hAnsi="Times New Roman" w:eastAsia="黑体"/>
+          <w:b/>
+        </w:rPr>
+        <w:t>1.1 目的</w:t>
+      </w:r>
+    </w:p>
+    <w:p>
+      <w:r>
         <w:rPr>
           <w:rFonts w:ascii="Times New Roman" w:hAnsi="Times New Roman" w:eastAsia="宋体"/>
           <w:b w:val="0"/>
         </w:rPr>
-        <w:t>本文档定义 Ueat（</w:t>
-      </w:r>
-      <w:r>
-        <w:rPr>
-          <w:rFonts w:ascii="Times New Roman" w:hAnsi="Times New Roman" w:eastAsia="宋体"/>
-          <w:b w:val="0"/>
-          <w:highlight w:val="red"/>
-        </w:rPr>
-        <w:t>Campus Meal Companion</w:t>
-      </w:r>
-      <w:r>
-        <w:rPr>
-          <w:rFonts w:ascii="Times New Roman" w:hAnsi="Times New Roman" w:eastAsia="宋体"/>
-          <w:b w:val="0"/>
-        </w:rPr>
-        <w:t>）的高层次产品愿景、系统范围、目标用户、核心问题、主要特性与约束。</w:t>
-      </w:r>
-      <w:r>
-        <w:rPr>
-          <w:rFonts w:ascii="Times New Roman" w:hAnsi="Times New Roman" w:eastAsia="宋体"/>
-          <w:b w:val="0"/>
-          <w:highlight w:val="red"/>
-        </w:rPr>
-        <w:t>Ueat 是一个面向高校学生的软件工程课程项目，其核心目标是通过“共同吃饭”这一日常低压力场景，降低大学生首次线下约饭交流的门槛。</w:t>
+        <w:t>本文档用于收集、分析和定义 Ueat 的高层次需求和产品特性，说明目标用户在校园约饭交流场景中的需要，以及这些需要存在的原因。本文档面向产品设计、需求分析、系统设计、后续实现与课程项目评审人员，用于统一产品方向。</w:t>
+      </w:r>
+    </w:p>
+    <w:p>
+      <w:r>
+        <w:t>Ueat 当前不被定位为约会应用、纯聊天工具或无边界的泛社交平台。本文档仅从系统级视角描述产品愿景和范围，具体功能边界应在后续用例文档、补充规约、用户研究结果和系统设计文档中继续明确。</w:t>
       </w:r>
     </w:p>
     <w:p>
@@ -623,46 +622,45 @@
           <w:rFonts w:ascii="Times New Roman" w:hAnsi="Times New Roman" w:eastAsia="黑体"/>
           <w:b/>
         </w:rPr>
-        <w:t>1.1 目的</w:t>
-      </w:r>
-    </w:p>
-    <w:p>
+        <w:t>1.2 范围</w:t>
+      </w:r>
+    </w:p>
+    <w:p>
+      <w:r>
+        <w:t>Ueat 的当前范围以校园场景下的约饭搭子匹配为核心起点。系统关注学生在日常用餐场景中希望找到同校学生一起吃饭、交流、认识不同专业或不同背景同学的需求，同时允许后续在用户研究、用例与合规要求支撑下扩展评价、反馈、社区治理等能力。</w:t>
+      </w:r>
+    </w:p>
+    <w:p>
+      <w:pPr>
+        <w:pStyle w:val="44"/>
+      </w:pPr>
       <w:r>
         <w:rPr>
           <w:rFonts w:ascii="Times New Roman" w:hAnsi="Times New Roman" w:eastAsia="宋体"/>
-          <w:b w:val="0"/>
-        </w:rPr>
-        <w:t>本文档用于收集、分析和定义 Ueat 的高层次需求和产品特性，说明目标用户在校园约饭交流场景中的需要，以及这些需要存在的原因。本文档面向产品设计、需求分析、系统设计、后续实现与课程项目评审人员，用于统一产品方向。</w:t>
-      </w:r>
-    </w:p>
-    <w:p>
+        </w:rPr>
+        <w:t>支持校园身份认证、用户资料、兴趣标签、学业信息以及时间和地点偏好。</w:t>
+      </w:r>
+    </w:p>
+    <w:p>
+      <w:pPr>
+        <w:pStyle w:val="44"/>
+      </w:pPr>
       <w:r>
         <w:rPr>
           <w:rFonts w:ascii="Times New Roman" w:hAnsi="Times New Roman" w:eastAsia="宋体"/>
-          <w:b w:val="0"/>
-        </w:rPr>
-        <w:t>Ueat 不是社交软件，不是交友或约会应用，也不是泛社交网络。本文档仅从系统级视角描述产品愿景和范围，具体实现细节应在后续用例文档、补充规约和系统设计文档中展开。</w:t>
-      </w:r>
-    </w:p>
-    <w:p>
-      <w:pPr>
-        <w:pStyle w:val="3"/>
-      </w:pPr>
-      <w:r>
-        <w:rPr>
-          <w:rFonts w:ascii="Times New Roman" w:hAnsi="Times New Roman" w:eastAsia="黑体"/>
-          <w:b/>
-        </w:rPr>
-        <w:t>1.2 范围</w:t>
-      </w:r>
-    </w:p>
-    <w:p>
+        </w:rPr>
+        <w:t>支持基于兴趣、专业、年级、时间、随机或主题的约饭匹配。</w:t>
+      </w:r>
+    </w:p>
+    <w:p>
+      <w:pPr>
+        <w:pStyle w:val="44"/>
+      </w:pPr>
       <w:r>
         <w:rPr>
           <w:rFonts w:ascii="Times New Roman" w:hAnsi="Times New Roman" w:eastAsia="宋体"/>
-          <w:b w:val="0"/>
-        </w:rPr>
-        <w:t>Ueat 的范围限定为校园场景下的约饭搭子匹配系统。系统关注学生在日常用餐场景中希望找到同校学生一起吃饭、交流、认识不同专业或不同背景同学的需求。</w:t>
+        </w:rPr>
+        <w:t>支持约饭邀请、日程安排、必要的调整、历史记录和饭后反馈。</w:t>
       </w:r>
     </w:p>
     <w:p>
@@ -673,7 +671,7 @@
         <w:rPr>
           <w:rFonts w:ascii="Times New Roman" w:hAnsi="Times New Roman" w:eastAsia="宋体"/>
         </w:rPr>
-        <w:t>支持校园身份认证、用户资料、兴趣标签、学业信息以及时间和地点偏好。</w:t>
+        <w:t>支持话题提示、Conversation starters 和结构化自我介绍，以降低初次见面的尴尬。</w:t>
       </w:r>
     </w:p>
     <w:p>
@@ -684,49 +682,7 @@
         <w:rPr>
           <w:rFonts w:ascii="Times New Roman" w:hAnsi="Times New Roman" w:eastAsia="宋体"/>
         </w:rPr>
-        <w:t>支持基于兴趣、专业、年级、时间、随机或主题的约饭匹配。</w:t>
-      </w:r>
-    </w:p>
-    <w:p>
-      <w:pPr>
-        <w:pStyle w:val="44"/>
-      </w:pPr>
-      <w:r>
-        <w:rPr>
-          <w:rFonts w:ascii="Times New Roman" w:hAnsi="Times New Roman" w:eastAsia="宋体"/>
-        </w:rPr>
-        <w:t>支持约饭邀请、日程安排、必要的调整、历史记录和饭后反馈。</w:t>
-      </w:r>
-    </w:p>
-    <w:p>
-      <w:pPr>
-        <w:pStyle w:val="44"/>
-      </w:pPr>
-      <w:r>
-        <w:rPr>
-          <w:rFonts w:ascii="Times New Roman" w:hAnsi="Times New Roman" w:eastAsia="宋体"/>
-        </w:rPr>
-        <w:t>支持话题提示、Conversation starters 和结构化自我介绍，以降低初次见面的尴尬。</w:t>
-      </w:r>
-    </w:p>
-    <w:p>
-      <w:pPr>
-        <w:pStyle w:val="44"/>
-      </w:pPr>
-      <w:r>
-        <w:rPr>
-          <w:rFonts w:ascii="Times New Roman" w:hAnsi="Times New Roman" w:eastAsia="宋体"/>
-        </w:rPr>
         <w:t>支持身份验证、举报、屏蔽、隐私保护和联系方式控制。</w:t>
-      </w:r>
-    </w:p>
-    <w:p>
-      <w:r>
-        <w:rPr>
-          <w:rFonts w:ascii="Times New Roman" w:hAnsi="Times New Roman" w:eastAsia="宋体"/>
-          <w:b w:val="0"/>
-        </w:rPr>
-        <w:t>系统不包含朋友圈、动态广场、内容流、泛社交网络、恋爱匹配或复杂独立聊天系统。Ueat 的成功标准是帮助用户更顺利地完成第一次线下约饭交流，后续关系发展由用户自主决定。</w:t>
       </w:r>
     </w:p>
     <w:p>
@@ -898,12 +854,7 @@
           </w:tcPr>
           <w:p>
             <w:r>
-              <w:rPr>
-                <w:rFonts w:ascii="Times New Roman" w:hAnsi="Times New Roman" w:eastAsia="宋体"/>
-                <w:b w:val="0"/>
-                <w:sz w:val="21"/>
-              </w:rPr>
-              <w:t>Campus Meal Companion</w:t>
+              <w:t>University Eat Together</w:t>
             </w:r>
           </w:p>
         </w:tc>
@@ -1239,80 +1190,33 @@
       </w:r>
     </w:p>
     <w:p>
-      <w:pPr>
-        <w:pStyle w:val="44"/>
-      </w:pPr>
-      <w:r>
-        <w:rPr>
-          <w:rFonts w:ascii="Times New Roman" w:hAnsi="Times New Roman" w:eastAsia="宋体"/>
-        </w:rPr>
-        <w:t>docs/00_Project_Context.md</w:t>
-      </w:r>
-    </w:p>
-    <w:p>
-      <w:pPr>
-        <w:pStyle w:val="44"/>
-      </w:pPr>
-      <w:r>
-        <w:rPr>
-          <w:rFonts w:ascii="Times New Roman" w:hAnsi="Times New Roman" w:eastAsia="宋体"/>
-        </w:rPr>
-        <w:t>docs/00_Project_Context中文版.md</w:t>
-      </w:r>
-    </w:p>
-    <w:p>
-      <w:pPr>
-        <w:pStyle w:val="44"/>
-      </w:pPr>
-      <w:r>
-        <w:rPr>
-          <w:rFonts w:ascii="Times New Roman" w:hAnsi="Times New Roman" w:eastAsia="宋体"/>
-        </w:rPr>
-        <w:t>docs/01_Pre-Full_Conversation_summary.md</w:t>
-      </w:r>
-    </w:p>
-    <w:p>
-      <w:pPr>
-        <w:pStyle w:val="44"/>
-      </w:pPr>
-      <w:r>
-        <w:rPr>
-          <w:rFonts w:ascii="Times New Roman" w:hAnsi="Times New Roman" w:eastAsia="宋体"/>
-        </w:rPr>
-        <w:t>docs/02_Questionnaire.md</w:t>
-      </w:r>
-    </w:p>
-    <w:p>
-      <w:pPr>
-        <w:pStyle w:val="44"/>
-      </w:pPr>
-      <w:r>
-        <w:rPr>
-          <w:rFonts w:ascii="Times New Roman" w:hAnsi="Times New Roman" w:eastAsia="宋体"/>
-        </w:rPr>
-        <w:t>docs/03_AI_Workflow_Prompt_Template.md</w:t>
-      </w:r>
-    </w:p>
-    <w:p>
-      <w:pPr>
-        <w:pStyle w:val="44"/>
-      </w:pPr>
-      <w:r>
-        <w:rPr>
-          <w:rFonts w:ascii="Times New Roman" w:hAnsi="Times New Roman" w:eastAsia="宋体"/>
-        </w:rPr>
-        <w:t>docs/03_AI_Workflow_Prompt_Template - 中文版.md</w:t>
-      </w:r>
-    </w:p>
-    <w:p>
-      <w:pPr>
-        <w:pStyle w:val="44"/>
-      </w:pPr>
-      <w:r>
-        <w:rPr>
-          <w:rFonts w:ascii="Times New Roman" w:hAnsi="Times New Roman" w:eastAsia="宋体"/>
-        </w:rPr>
-        <w:t>docs/04_Archive.md</w:t>
+      <w:r>
+        <w:t>Dunbar, R. I. M. (2017). Breaking Bread: the Functions of Social Eating. Adaptive Human Behavior and Physiology, 3, 198-211. https://doi.org/10.1007/s40750-017-0061-4</w:t>
+      </w:r>
+    </w:p>
+    <w:p>
+      <w:r>
+        <w:t>Spence, C., Mancini, M., &amp; Huisman, G. (2019). Digital Commensality: Eating and Drinking in the Company of Technology. Frontiers in Psychology, 10, 2252. https://doi.org/10.3389/fpsyg.2019.02252</w:t>
+      </w:r>
+    </w:p>
+    <w:p>
+      <w:r>
+        <w:t>Diehl, K., Jansen, C., Ishchanova, K., &amp; Hilger-Kolb, J. (2018). Loneliness at Universities: Determinants of Emotional and Social Loneliness among Students. International Journal of Environmental Research and Public Health, 15(9), 1865. https://doi.org/10.3390/ijerph15091865</w:t>
+      </w:r>
+    </w:p>
+    <w:p>
+      <w:r>
+        <w:t>Verity, L., Schellekens, T., Adam, T., Sillis, F., Majorano, M., Wigelsworth, M., Qualter, P., Peters, B., Stajniak, S., &amp; Maes, M. (2023). Tell Me about Loneliness: Interviews with Young People about What Loneliness Is and How to Cope with It. International Journal of Environmental Research and Public Health, 20(10), 5892. https://doi.org/10.3390/ijerph20105892</w:t>
+      </w:r>
+    </w:p>
+    <w:p>
+      <w:r>
+        <w:t>Personal Information Protection Law of the People’s Republic of China. Effective November 1, 2021. Translation reference: Stanford DigiChina.</w:t>
+      </w:r>
+    </w:p>
+    <w:p>
+      <w:r>
+        <w:t>Ueat questionnaire results: to be added after survey data is uploaded. Temporary placeholder: docs/Vision_Questionnaire_Results_PLACEHOLDER.txt</w:t>
       </w:r>
     </w:p>
     <w:p>
@@ -1801,12 +1705,7 @@
           </w:tcPr>
           <w:p>
             <w:r>
-              <w:rPr>
-                <w:rFonts w:ascii="Times New Roman" w:hAnsi="Times New Roman" w:eastAsia="宋体"/>
-                <w:b w:val="0"/>
-                <w:sz w:val="21"/>
-              </w:rPr>
-              <w:t>Ueat / Campus Meal Companion。</w:t>
+              <w:t>Ueat / University Eat Together。</w:t>
             </w:r>
           </w:p>
         </w:tc>
@@ -1855,12 +1754,7 @@
           </w:tcPr>
           <w:p>
             <w:r>
-              <w:rPr>
-                <w:rFonts w:ascii="Times New Roman" w:hAnsi="Times New Roman" w:eastAsia="宋体"/>
-                <w:b w:val="0"/>
-                <w:sz w:val="21"/>
-              </w:rPr>
-              <w:t>通过校园身份认证、用户资料与偏好、约饭匹配、邀请与日程支持、破冰提示、反馈和安全机制，降低学生首次线下约饭交流的门槛。</w:t>
+              <w:t>通过校园身份认证、用户资料与偏好、约饭匹配、邀请与日程支持、破冰提示、反馈和安全机制，帮助学生以共同吃饭为入口建立低压力校园线下互动。</w:t>
             </w:r>
           </w:p>
         </w:tc>
@@ -1909,12 +1803,7 @@
           </w:tcPr>
           <w:p>
             <w:r>
-              <w:rPr>
-                <w:rFonts w:ascii="Times New Roman" w:hAnsi="Times New Roman" w:eastAsia="宋体"/>
-                <w:b w:val="0"/>
-                <w:sz w:val="21"/>
-              </w:rPr>
-              <w:t>约会应用、泛社交网络、朋友圈式社交平台、校园论坛和单纯联系方式交换工具。</w:t>
+              <w:t>约会应用、纯聊天工具、缺少场景边界的泛社交平台、校园论坛和单纯联系方式交换工具。</w:t>
             </w:r>
           </w:p>
         </w:tc>
@@ -1963,29 +1852,7 @@
           </w:tcPr>
           <w:p>
             <w:r>
-              <w:rPr>
-                <w:rFonts w:ascii="Times New Roman" w:hAnsi="Times New Roman" w:eastAsia="宋体"/>
-                <w:b w:val="0"/>
-                <w:sz w:val="21"/>
-              </w:rPr>
-              <w:t>专注于“共同吃饭”这一高频、低压力校园场景，</w:t>
-            </w:r>
-            <w:r>
-              <w:rPr>
-                <w:rFonts w:ascii="Times New Roman" w:hAnsi="Times New Roman" w:eastAsia="宋体"/>
-                <w:b w:val="0"/>
-                <w:sz w:val="21"/>
-                <w:highlight w:val="yellow"/>
-              </w:rPr>
-              <w:t>以成功完成第一次线下约饭交流为核心目标，不以建立深度关系或长期社交网络为直接目标</w:t>
-            </w:r>
-            <w:r>
-              <w:rPr>
-                <w:rFonts w:ascii="Times New Roman" w:hAnsi="Times New Roman" w:eastAsia="宋体"/>
-                <w:b w:val="0"/>
-                <w:sz w:val="21"/>
-              </w:rPr>
-              <w:t>。</w:t>
+              <w:t>以“共同吃饭”这一高频、低压力校园场景为入口，先降低第一次线下互动门槛，并为后续经过验证的评价、反馈、社区治理或继续互动能力保留扩展空间。</w:t>
             </w:r>
           </w:p>
         </w:tc>
@@ -3668,11 +3535,18 @@
     </w:p>
     <w:p>
       <w:r>
+        <w:t>Ueat 是一个以校园约饭为入口的线下互动系统。系统通过校园身份认证、用户资料与偏好、匹配机制、约饭邀请、日程支持、破冰提示、反馈和安全机制，帮助学生更容易完成第一次线下约饭交流，并为后续基于用户研究的评价、信誉或社区治理扩展预留空间。</w:t>
+      </w:r>
+    </w:p>
+    <w:p>
+      <w:pPr>
+        <w:pStyle w:val="44"/>
+      </w:pPr>
+      <w:r>
         <w:rPr>
           <w:rFonts w:ascii="Times New Roman" w:hAnsi="Times New Roman" w:eastAsia="宋体"/>
-          <w:b w:val="0"/>
-        </w:rPr>
-        <w:t>Ueat 是一个校园场景下的约饭搭子匹配系统。系统通过校园身份认证、用户资料与偏好、匹配机制、约饭邀请、日程支持、破冰提示、反馈和安全机制，帮助学生更容易完成第一次线下约饭交流。</w:t>
+        </w:rPr>
+        <w:t>面向校园学生群体。</w:t>
       </w:r>
     </w:p>
     <w:p>
@@ -3683,7 +3557,7 @@
         <w:rPr>
           <w:rFonts w:ascii="Times New Roman" w:hAnsi="Times New Roman" w:eastAsia="宋体"/>
         </w:rPr>
-        <w:t>面向校园学生群体。</w:t>
+        <w:t>以共同吃饭为核心线下场景。</w:t>
       </w:r>
     </w:p>
     <w:p>
@@ -3691,10 +3565,18 @@
         <w:pStyle w:val="44"/>
       </w:pPr>
       <w:r>
+        <w:t>以首次线下互动成功和后续体验反馈为主要阶段性目标。</w:t>
+      </w:r>
+    </w:p>
+    <w:p>
+      <w:pPr>
+        <w:pStyle w:val="44"/>
+      </w:pPr>
+      <w:r>
         <w:rPr>
           <w:rFonts w:ascii="Times New Roman" w:hAnsi="Times New Roman" w:eastAsia="宋体"/>
         </w:rPr>
-        <w:t>以共同吃饭为核心线下场景。</w:t>
+        <w:t>不直接承诺解决孤独问题。</w:t>
       </w:r>
     </w:p>
     <w:p>
@@ -3702,32 +3584,7 @@
         <w:pStyle w:val="44"/>
       </w:pPr>
       <w:r>
-        <w:rPr>
-          <w:rFonts w:ascii="Times New Roman" w:hAnsi="Times New Roman" w:eastAsia="宋体"/>
-        </w:rPr>
-        <w:t>以首次线下互动成功为主要目标。</w:t>
-      </w:r>
-    </w:p>
-    <w:p>
-      <w:pPr>
-        <w:pStyle w:val="44"/>
-      </w:pPr>
-      <w:r>
-        <w:rPr>
-          <w:rFonts w:ascii="Times New Roman" w:hAnsi="Times New Roman" w:eastAsia="宋体"/>
-        </w:rPr>
-        <w:t>不直接承诺解决孤独问题。</w:t>
-      </w:r>
-    </w:p>
-    <w:p>
-      <w:pPr>
-        <w:pStyle w:val="44"/>
-      </w:pPr>
-      <w:r>
-        <w:rPr>
-          <w:rFonts w:ascii="Times New Roman" w:hAnsi="Times New Roman" w:eastAsia="宋体"/>
-        </w:rPr>
-        <w:t>不作为约会应用或泛社交平台。</w:t>
+        <w:t>不在缺少用户研究和用例支撑时扩展为约会应用、泛社交平台或纯聊天产品。</w:t>
       </w:r>
     </w:p>
     <w:p>
@@ -4381,10 +4238,7 @@
         <w:pStyle w:val="44"/>
       </w:pPr>
       <w:r>
-        <w:rPr>
-          <w:rFonts w:ascii="Times New Roman" w:hAnsi="Times New Roman" w:eastAsia="宋体"/>
-        </w:rPr>
-        <w:t>Ueat 不是社交软件、交友应用或约会应用，系统不得扩展为泛社交网络、恋爱匹配、或复杂在线聊天系统。</w:t>
+        <w:t>Ueat 当前不定位为约会应用、纯聊天产品或无依据扩展的泛社交平台。如未来引入评价、社区化内容、后续互动或更长期连接能力，必须由用户研究、用例文档、合规要求和系统设计共同支撑。</w:t>
       </w:r>
     </w:p>
     <w:p>
@@ -4392,10 +4246,7 @@
         <w:pStyle w:val="44"/>
       </w:pPr>
       <w:r>
-        <w:rPr>
-          <w:rFonts w:ascii="Times New Roman" w:hAnsi="Times New Roman" w:eastAsia="宋体"/>
-        </w:rPr>
-        <w:t>系统核心场景限定为校园内的约饭交流，重点是降低第一次线下互动门槛。</w:t>
+        <w:t>系统核心场景以校园约饭交流为起点，重点是降低第一次线下互动门槛，并支持围绕约饭体验形成必要的反馈与安全闭环。</w:t>
       </w:r>
     </w:p>
     <w:p>
@@ -4403,10 +4254,7 @@
         <w:pStyle w:val="44"/>
       </w:pPr>
       <w:r>
-        <w:rPr>
-          <w:rFonts w:ascii="Times New Roman" w:hAnsi="Times New Roman" w:eastAsia="宋体"/>
-        </w:rPr>
-        <w:t>系统不以直接解决孤独问题为目标，也不强制建立长期关系。后续关系发展由用户自主决定。</w:t>
+        <w:t>系统不以直接解决孤独问题为唯一目标，也不强制建立长期关系；后续关系发展及扩展功能应由用户需求验证和课程项目目标共同驱动。</w:t>
       </w:r>
     </w:p>
     <w:p>
@@ -4877,12 +4725,7 @@
           </w:tcPr>
           <w:p>
             <w:r>
-              <w:rPr>
-                <w:rFonts w:ascii="Times New Roman" w:hAnsi="Times New Roman" w:eastAsia="宋体"/>
-                <w:b w:val="0"/>
-                <w:sz w:val="21"/>
-              </w:rPr>
-              <w:t>系统所有功能、文档和实现必须与 Ueat 的核心定位一致：校园约饭搭子系统，目标是降低首次线下约饭交流门槛。</w:t>
+              <w:t>系统所有功能、文档和实现必须与 Ueat 的核心定位一致：以共同吃饭为校园低压力线下互动入口，并以用户研究和用例文档约束后续扩展。</w:t>
             </w:r>
           </w:p>
         </w:tc>
@@ -5567,11 +5410,72 @@
     </w:p>
     <w:p>
       <w:r>
+        <w:t>当前阶段尚未形成完整合规清单。考虑校园身份认证、匹配偏好、联系方式控制、饭后反馈和可能的评价机制等数据处理活动，后续系统设计至少应参考个人信息保护、数据安全、网络安全、微信小程序平台规范、学校管理要求和软件工程课程项目文档规范。具体适用标准应在系统设计或补充规约中进一步确认。</w:t>
+      </w:r>
+    </w:p>
+    <w:p>
+      <w:pPr>
+        <w:pStyle w:val="3"/>
+      </w:pPr>
+      <w:r>
+        <w:rPr>
+          <w:rFonts w:ascii="Times New Roman" w:hAnsi="Times New Roman" w:eastAsia="黑体"/>
+          <w:b/>
+        </w:rPr>
+        <w:t>9.2 系统需求</w:t>
+      </w:r>
+    </w:p>
+    <w:p>
+      <w:pPr>
+        <w:pStyle w:val="44"/>
+      </w:pPr>
+      <w:r>
+        <w:rPr>
+          <w:rFonts w:ascii="Times New Roman" w:hAnsi="Times New Roman" w:eastAsia="宋体"/>
+        </w:rPr>
+        <w:t>原型阶段：Web-based prototype，用于早期验证、UI/UX 测试和需求确认。</w:t>
+      </w:r>
+    </w:p>
+    <w:p>
+      <w:pPr>
+        <w:pStyle w:val="44"/>
+      </w:pPr>
+      <w:r>
+        <w:rPr>
+          <w:rFonts w:ascii="Times New Roman" w:hAnsi="Times New Roman" w:eastAsia="宋体"/>
+        </w:rPr>
+        <w:t>主实现阶段：微信小程序，面向大学生高频使用场景，降低访问和使用门槛。</w:t>
+      </w:r>
+    </w:p>
+    <w:p>
+      <w:pPr>
+        <w:pStyle w:val="44"/>
+      </w:pPr>
+      <w:r>
+        <w:rPr>
+          <w:rFonts w:ascii="Times New Roman" w:hAnsi="Times New Roman" w:eastAsia="宋体"/>
+        </w:rPr>
+        <w:t>可选扩展阶段：HarmonyOS 应用，用于更广泛的生态扩展和多设备支持。</w:t>
+      </w:r>
+    </w:p>
+    <w:p>
+      <w:pPr>
+        <w:pStyle w:val="44"/>
+      </w:pPr>
+      <w:r>
+        <w:rPr>
+          <w:rFonts w:ascii="Times New Roman" w:hAnsi="Times New Roman" w:eastAsia="宋体"/>
+        </w:rPr>
+        <w:t>后端系统：概念阶段采用 API-driven architecture，支持用户管理、匹配逻辑和安全机制。</w:t>
+      </w:r>
+    </w:p>
+    <w:p>
+      <w:r>
         <w:rPr>
           <w:rFonts w:ascii="Times New Roman" w:hAnsi="Times New Roman" w:eastAsia="宋体"/>
           <w:b w:val="0"/>
         </w:rPr>
-        <w:t>当前项目必须遵循的外部法律、行业或平台标准。根据已有系统目标，产品后续设计至少应关注校园身份认证相关规范、用户隐私保护要求、基本信息安全要求、微信小程序平台约束和软件工程课程项目文档规范。具体标准应在后续系统设计或补充规约中进一步确认。</w:t>
+        <w:t>具体硬件、软件、数据库、服务器和部署配置将在系统设计阶段确定。</w:t>
       </w:r>
     </w:p>
     <w:p>
@@ -5583,51 +5487,7 @@
           <w:rFonts w:ascii="Times New Roman" w:hAnsi="Times New Roman" w:eastAsia="黑体"/>
           <w:b/>
         </w:rPr>
-        <w:t>9.2 系统需求</w:t>
-      </w:r>
-    </w:p>
-    <w:p>
-      <w:pPr>
-        <w:pStyle w:val="44"/>
-      </w:pPr>
-      <w:r>
-        <w:rPr>
-          <w:rFonts w:ascii="Times New Roman" w:hAnsi="Times New Roman" w:eastAsia="宋体"/>
-        </w:rPr>
-        <w:t>原型阶段：Web-based prototype，用于早期验证、UI/UX 测试和需求确认。</w:t>
-      </w:r>
-    </w:p>
-    <w:p>
-      <w:pPr>
-        <w:pStyle w:val="44"/>
-      </w:pPr>
-      <w:r>
-        <w:rPr>
-          <w:rFonts w:ascii="Times New Roman" w:hAnsi="Times New Roman" w:eastAsia="宋体"/>
-        </w:rPr>
-        <w:t>主实现阶段：微信小程序，面向大学生高频使用场景，降低访问和使用门槛。</w:t>
-      </w:r>
-    </w:p>
-    <w:p>
-      <w:pPr>
-        <w:pStyle w:val="44"/>
-      </w:pPr>
-      <w:r>
-        <w:rPr>
-          <w:rFonts w:ascii="Times New Roman" w:hAnsi="Times New Roman" w:eastAsia="宋体"/>
-        </w:rPr>
-        <w:t>可选扩展阶段：HarmonyOS 应用，用于更广泛的生态扩展和多设备支持。</w:t>
-      </w:r>
-    </w:p>
-    <w:p>
-      <w:pPr>
-        <w:pStyle w:val="44"/>
-      </w:pPr>
-      <w:r>
-        <w:rPr>
-          <w:rFonts w:ascii="Times New Roman" w:hAnsi="Times New Roman" w:eastAsia="宋体"/>
-        </w:rPr>
-        <w:t>后端系统：概念阶段采用 API-driven architecture，支持用户管理、匹配逻辑和安全机制。</w:t>
+        <w:t>9.3 环境需求</w:t>
       </w:r>
     </w:p>
     <w:p>
@@ -5636,61 +5496,36 @@
           <w:rFonts w:ascii="Times New Roman" w:hAnsi="Times New Roman" w:eastAsia="宋体"/>
           <w:b w:val="0"/>
         </w:rPr>
-        <w:t>具体硬件、软件、数据库、服务器和部署配置将在系统设计阶段确定。</w:t>
-      </w:r>
-    </w:p>
-    <w:p>
-      <w:pPr>
-        <w:pStyle w:val="3"/>
+        <w:t>Ueat 的主要使用环境为高校校园，包括食堂、校园周边餐饮场景，以及学生日常学习生活中的约饭场景。系统应支持移动端便捷访问、校园身份可信机制、碎片化时间内完成约饭匹配和邀请、隐私受控的信息展示，以及根据用户研究结果调整功能优先级。</w:t>
+      </w:r>
+    </w:p>
+    <w:p>
+      <w:pPr>
+        <w:pStyle w:val="2"/>
       </w:pPr>
       <w:r>
         <w:rPr>
           <w:rFonts w:ascii="Times New Roman" w:hAnsi="Times New Roman" w:eastAsia="黑体"/>
           <w:b/>
         </w:rPr>
-        <w:t>9.3 环境需求</w:t>
-      </w:r>
-    </w:p>
-    <w:p>
-      <w:r>
-        <w:rPr>
-          <w:rFonts w:ascii="Times New Roman" w:hAnsi="Times New Roman" w:eastAsia="宋体"/>
-          <w:b w:val="0"/>
-        </w:rPr>
-        <w:t>Ueat 的主要使用环境为高校校园，包括食堂、校园周边餐饮场景，以及学生日常学习生活中的约饭场景。系统应支持移动端便捷访问、校园身份可信机制、碎片化时间内完成约饭匹配和邀请、隐私受控的信息展示，以及根据用户研究结果调整功能优先级。</w:t>
-      </w:r>
-    </w:p>
-    <w:p>
-      <w:pPr>
-        <w:pStyle w:val="2"/>
+        <w:t>10. 文档需求</w:t>
+      </w:r>
+    </w:p>
+    <w:p>
+      <w:pPr>
+        <w:pStyle w:val="3"/>
       </w:pPr>
       <w:r>
         <w:rPr>
           <w:rFonts w:ascii="Times New Roman" w:hAnsi="Times New Roman" w:eastAsia="黑体"/>
           <w:b/>
         </w:rPr>
-        <w:t>10. 文档需求</w:t>
-      </w:r>
-    </w:p>
-    <w:p>
-      <w:pPr>
-        <w:pStyle w:val="3"/>
-      </w:pPr>
-      <w:r>
-        <w:rPr>
-          <w:rFonts w:ascii="Times New Roman" w:hAnsi="Times New Roman" w:eastAsia="黑体"/>
-          <w:b/>
-        </w:rPr>
         <w:t>10.1 用户手册</w:t>
       </w:r>
     </w:p>
     <w:p>
       <w:r>
-        <w:rPr>
-          <w:rFonts w:ascii="Times New Roman" w:hAnsi="Times New Roman" w:eastAsia="宋体"/>
-          <w:b w:val="0"/>
-        </w:rPr>
-        <w:t>用户手册应说明学生如何使用 Ueat，包括系统定位、校园身份认证、用户资料与偏好填写、约饭匹配方式、发起和接受约饭邀请、使用破冰提示、饭后反馈、举报屏蔽和隐私保护方式。用户手册应避免将 Ueat 描述为社交网络或约会应用。</w:t>
+        <w:t>用户手册应说明学生如何使用 Ueat，包括系统定位、校园身份认证、用户资料与偏好填写、约饭匹配方式、发起和接受约饭邀请、使用破冰提示、饭后反馈、举报屏蔽和隐私保护方式。用户手册应避免将 Ueat 描述为约会应用、纯聊天工具或缺少依据的泛社交平台。</w:t>
       </w:r>
     </w:p>
     <w:p>
